--- a/docs/管理者マニュアル.docx
+++ b/docs/管理者マニュアル.docx
@@ -70,7 +70,7 @@
           <w:sz w:val="20"/>
           <w:szCs w:val="20"/>
         </w:rPr>
-        <w:t xml:space="preserve">発行日: 2026/4/6  |  バージョン: 1.0</w:t>
+        <w:t xml:space="preserve">発行日: 2026/4/7  |  バージョン: 1.0</w:t>
       </w:r>
     </w:p>
     <w:p>
@@ -932,6 +932,32 @@
           <w:szCs w:val="22"/>
         </w:rPr>
         <w:t xml:space="preserve">「編集」ボタンから表示名、本名、住所、電話番号を変更できます。</w:t>
+      </w:r>
+    </w:p>
+    <w:p>
+      <w:pPr>
+        <w:spacing w:after="60"/>
+      </w:pPr>
+    </w:p>
+    <w:p>
+      <w:pPr>
+        <w:pStyle w:val="Heading2"/>
+      </w:pPr>
+      <w:r>
+        <w:t xml:space="preserve">ユーザーのパスワードリセット</w:t>
+      </w:r>
+    </w:p>
+    <w:p>
+      <w:pPr>
+        <w:spacing w:after="120"/>
+      </w:pPr>
+      <w:r>
+        <w:rPr>
+          <w:rFonts w:ascii="Hiragino Kaku Gothic ProN" w:cs="Hiragino Kaku Gothic ProN" w:eastAsia="Hiragino Kaku Gothic ProN" w:hAnsi="Hiragino Kaku Gothic ProN"/>
+          <w:sz w:val="22"/>
+          <w:szCs w:val="22"/>
+        </w:rPr>
+        <w:t xml:space="preserve">「PW」ボタンからユーザーのパスワードを再設定できます。ユーザーがパスワードを忘れた場合に使用します。</w:t>
       </w:r>
     </w:p>
     <w:p>
